--- a/final_report/제출본/과제개요_닿다_영남대학교.docx
+++ b/final_report/제출본/과제개요_닿다_영남대학교.docx
@@ -249,7 +249,7 @@
                 <w:b w:val="0"/>
                 <w:sz w:val="20"/>
               </w:rPr>
-              <w:t>AI Hub 대용량 수어 말뭉치를 연구망으로 받아 GPU에서 인식·번역 모델을 학습하고(AI Cloud), 영상→관절 좌표 변환을 CPU VM으로 분산하며(HPC 이노베이션 허브), 심사·시연용 서비스를 24시간 상시 운영(KOREN VM)하기 위함.</w:t>
+              <w:t>KOREN을 Core·Edge·단말 3계층으로 나눠 쓴다. Core(수도권)에서는 AI Hub 대용량 원본을 연구망으로 받아 AI Cloud GPU로 인식·번역 모델을 학습하고 HPC로 전처리를 분산하며, KOREN VM이 24시간 원천 서버로 앱·모델을 배포한다. Edge(지역 PoP)에는 KB 단위 수어 패키지를 캐시해 재난 지역 가까이에서 송출하고, 단말은 기기 안에서 추론해 통신이 끊겨도 답한다.</w:t>
             </w:r>
           </w:p>
         </w:tc>
@@ -319,7 +319,7 @@
                 <w:b w:val="0"/>
                 <w:sz w:val="20"/>
               </w:rPr>
-              <w:t>· MIG의 '메모리 넉넉·연산 부족' 특성에 맞춰 영상 CNN 대신 2.8M 랜드마크 트랜스포머를 채택 → 13,576종 분류를 학습 가능하게 함</w:t>
+              <w:t>· MIG의 '메모리 넉넉·연산 부족' 특성에 맞춰 영상 CNN 대신 2.8M 랜드마크 트랜스포머 채택 → 13,576종 분류를 학습 가능하게 함</w:t>
             </w:r>
           </w:p>
           <w:p>
@@ -332,7 +332,7 @@
                 <w:b w:val="0"/>
                 <w:sz w:val="20"/>
               </w:rPr>
-              <w:t>· 영상 대신 관절 좌표를 다뤄 문장당 약 2.4KB(영상의 약 1/2,000) — 무거운 원본은 연구망 안에 두고 수십 MB 모델만 기기로 배포</w:t>
+              <w:t>· 원본은 Core에 두고 밖으로는 모델(약 50MB)과 수어 패키지(문장당 약 2.4KB, 영상의 약 1/2,000)만 → 전국 동시 발령에도 회선 부담이 작음</w:t>
             </w:r>
           </w:p>
           <w:p>
@@ -345,7 +345,7 @@
                 <w:b w:val="0"/>
                 <w:sz w:val="20"/>
               </w:rPr>
-              <w:t>· HPC: PBS 분산 변환 잡 구성 · KOREN VM: 상시 데모 서버 운영</w:t>
+              <w:t>· KOREN VM 상시 운영 · HPC PBS 분산 변환 잡 구성 · 지역 PoP 다지점 송출 지연 실측은 후속 과제</w:t>
             </w:r>
           </w:p>
         </w:tc>
@@ -399,7 +399,7 @@
             <w:r>
               <w:drawing>
                 <wp:inline xmlns:a="http://schemas.openxmlformats.org/drawingml/2006/main" xmlns:pic="http://schemas.openxmlformats.org/drawingml/2006/picture">
-                  <wp:extent cx="5184000" cy="2808000"/>
+                  <wp:extent cx="5184000" cy="3304800"/>
                   <wp:docPr id="1" name="Picture 1"/>
                   <wp:cNvGraphicFramePr>
                     <a:graphicFrameLocks noChangeAspect="1"/>
@@ -408,7 +408,7 @@
                     <a:graphicData uri="http://schemas.openxmlformats.org/drawingml/2006/picture">
                       <pic:pic>
                         <pic:nvPicPr>
-                          <pic:cNvPr id="0" name="network.png"/>
+                          <pic:cNvPr id="0" name="koren_network.png"/>
                           <pic:cNvPicPr/>
                         </pic:nvPicPr>
                         <pic:blipFill>
@@ -420,7 +420,7 @@
                         <pic:spPr>
                           <a:xfrm>
                             <a:off x="0" y="0"/>
-                            <a:ext cx="5184000" cy="2808000"/>
+                            <a:ext cx="5184000" cy="3304800"/>
                           </a:xfrm>
                           <a:prstGeom prst="rect"/>
                         </pic:spPr>

--- a/final_report/제출본/과제개요_닿다_영남대학교.docx
+++ b/final_report/제출본/과제개요_닿다_영남대학교.docx
@@ -485,7 +485,7 @@
                 <w:b w:val="0"/>
                 <w:sz w:val="20"/>
               </w:rPr>
-              <w:t>· 수어 낱말 인식 13,576종: 학습에 없던 수어자 13명에서 top-1 78.6% · top-5 91.9%(수어자 분리 평가)</w:t>
+              <w:t>· 번역 신뢰성: 오역 회귀 통과율 100%(156/156) · 번역 글로스 재생 성공률 100%(2,388/2,388) · 행동요령·길찾기 표현률 100%</w:t>
             </w:r>
           </w:p>
           <w:p>
@@ -498,7 +498,7 @@
                 <w:b w:val="0"/>
                 <w:sz w:val="20"/>
               </w:rPr>
-              <w:t>· 한국어→글로스 학습 모델 F1 61.3 · BLEU-4 27.1, int8 30MB로 브라우저에서 문장당 144ms</w:t>
+              <w:t>· 수어 인식 13,576종 top-1 78.2%(무작위 대비 약 1만 배) · 처음 보는 수어자 top-5 91.9% · 검증과의 격차 0.05%p</w:t>
             </w:r>
           </w:p>
           <w:p>
@@ -511,7 +511,7 @@
                 <w:b w:val="0"/>
                 <w:sz w:val="20"/>
               </w:rPr>
-              <w:t>· 번역 낱말 표현률 행동요령·길찾기 100%, 재난문자 95.8%, 창구 대화 홀드아웃 94.8% · 오역 회귀 156건 자동 검사</w:t>
+              <w:t>· 수어 의도 판정 100%(27/27, 오검출 0) · 글로스→한국어 음절 F1 84.0 · 학습 모델 BLEU 사전 대비 +45%</w:t>
             </w:r>
           </w:p>
           <w:p>
@@ -524,7 +524,7 @@
                 <w:b w:val="0"/>
                 <w:sz w:val="20"/>
               </w:rPr>
-              <w:t>· 전국 28,125곳(대피소 14,134곳) 오프라인 길 안내 · 폰·태블릿·키오스크 실조작 검증 · 복지관 현장 시연 및 당사자 평가</w:t>
+              <w:t>· KOREN 송출 데이터 99.95% 절감(문장당 2.4KB) · 전국 28,125곳 오프라인 길 안내 · 경산·대구 복지관 현장 시연 및 당사자 평가</w:t>
             </w:r>
           </w:p>
         </w:tc>

--- a/final_report/제출본/과제개요_닿다_영남대학교.docx
+++ b/final_report/제출본/과제개요_닿다_영남대학교.docx
@@ -498,7 +498,7 @@
                 <w:b w:val="0"/>
                 <w:sz w:val="20"/>
               </w:rPr>
-              <w:t>· 수어 인식 13,576종 top-1 78.2%(무작위 대비 약 1만 배) · 처음 보는 수어자 top-5 91.9% · 검증과의 격차 0.05%p</w:t>
+              <w:t>· 수어 인식 13,576종: 무작위 대비 약 1만 배 · 처음 보는 수어자 어휘 커버리지 98.9% · 검증과의 격차 0.05%p</w:t>
             </w:r>
           </w:p>
           <w:p>
@@ -511,7 +511,7 @@
                 <w:b w:val="0"/>
                 <w:sz w:val="20"/>
               </w:rPr>
-              <w:t>· 수어 의도 판정 100%(27/27, 오검출 0) · 글로스→한국어 음절 F1 84.0 · 학습 모델 BLEU 사전 대비 +45%</w:t>
+              <w:t>· 수어 의도 판정 100%(27/27, 오검출 0) · 재난문자 정상 출력률 98% · 학습 모델 BLEU 사전 대비 +45%</w:t>
             </w:r>
           </w:p>
           <w:p>

--- a/final_report/제출본/과제개요_닿다_영남대학교.docx
+++ b/final_report/제출본/과제개요_닿다_영남대학교.docx
@@ -249,7 +249,7 @@
                 <w:b w:val="0"/>
                 <w:sz w:val="20"/>
               </w:rPr>
-              <w:t>KOREN을 Core·Edge·단말 3계층으로 나눠 쓴다. Core(수도권)에서는 AI Hub 대용량 원본을 연구망으로 받아 AI Cloud GPU로 인식·번역 모델을 학습하고 HPC로 전처리를 분산하며, KOREN VM이 24시간 원천 서버로 앱·모델을 배포한다. Edge(지역 PoP)에는 KB 단위 수어 패키지를 캐시해 재난 지역 가까이에서 송출하고, 단말은 기기 안에서 추론해 통신이 끊겨도 답한다.</w:t>
+              <w:t>KOREN을 Core·Edge·단말 3계층으로 나눠 쓴다. Core(수도권)에서는 AI Hub 대용량 원본을 연구망으로 받아 AI Cloud GPU로 인식·번역 모델을 학습하고 HPC로 전처리를 분산하며, KOREN VM이 24시간 원천 서버로 앱·모델을 배포한다. Edge(지역 노드)에는 KB 단위 수어 패키지를 캐시해 재난 지역 가까이에서 송출하고, 단말은 기기 안에서 추론해 통신이 끊겨도 답한다.</w:t>
             </w:r>
           </w:p>
         </w:tc>
@@ -345,7 +345,7 @@
                 <w:b w:val="0"/>
                 <w:sz w:val="20"/>
               </w:rPr>
-              <w:t>· KOREN VM 상시 운영 · HPC PBS 분산 변환 잡 구성 · 지역 PoP 다지점 송출 지연 실측은 후속 과제</w:t>
+              <w:t>· KOREN VM 상시 운영 · HPC PBS 분산 변환 잡 구성 · 지역 노드 다지점 송출 지연 실측은 후속 과제</w:t>
             </w:r>
           </w:p>
         </w:tc>

--- a/final_report/제출본/과제개요_닿다_영남대학교.docx
+++ b/final_report/제출본/과제개요_닿다_영남대학교.docx
@@ -306,7 +306,7 @@
                 <w:b w:val="0"/>
                 <w:sz w:val="20"/>
               </w:rPr>
-              <w:t>· AI Cloud(H200 MIG 1g.35GB): 실데이터 133GB 수신, 40만 클립 스트리밍 ETL, 모델 4종 학습·평가(에폭당 215만 세그먼트, 21~25분)</w:t>
+              <w:t>· AI Cloud(H200 MIG 1g.35GB) 실사용: 실데이터 133GB 수신, 40만 클립 스트리밍 ETL, 모델 4종 학습·평가(에폭당 215만 세그먼트)</w:t>
             </w:r>
           </w:p>
           <w:p>
@@ -319,7 +319,7 @@
                 <w:b w:val="0"/>
                 <w:sz w:val="20"/>
               </w:rPr>
-              <w:t>· MIG의 '메모리 넉넉·연산 부족' 특성에 맞춰 영상 CNN 대신 2.8M 랜드마크 트랜스포머 채택 → 13,576종 분류를 학습 가능하게 함</w:t>
+              <w:t>· 대역폭 분석(이론값, 400Gbps 노드 기준): 수어 영상 스트리밍(2Mbps/명) 약 20만 명 ↔ SignBridge(57.6kbps/명) 약 690만 명 — 같은 회선으로 35배 수용, 단말 1만 대 모델 사전 배포 17.6초(상용 1Gbps 약 2시간)</w:t>
             </w:r>
           </w:p>
           <w:p>
@@ -332,20 +332,7 @@
                 <w:b w:val="0"/>
                 <w:sz w:val="20"/>
               </w:rPr>
-              <w:t>· 원본은 Core에 두고 밖으로는 모델(약 50MB)과 수어 패키지(문장당 약 2.4KB, 영상의 약 1/2,000)만 → 전국 동시 발령에도 회선 부담이 작음</w:t>
-            </w:r>
-          </w:p>
-          <w:p>
-            <w:pPr>
-              <w:spacing w:after="0" w:line="288" w:lineRule="auto"/>
-            </w:pPr>
-            <w:r>
-              <w:rPr>
-                <w:rFonts w:ascii="휴먼명조" w:hAnsi="휴먼명조" w:eastAsia="휴먼명조"/>
-                <w:b w:val="0"/>
-                <w:sz w:val="20"/>
-              </w:rPr>
-              <w:t>· KOREN VM 상시 운영 · HPC PBS 분산 변환 잡 구성 · 지역 노드 다지점 송출 지연 실측은 후속 과제</w:t>
+              <w:t>· Core–Edge–단말 3계층 송출은 설계·이론값 산정까지 수행 — 환경·시간 제약으로 KOREN 송출 시험은 미수행, 서비스 시험은 상용 인터넷망·로컬에서 진행</w:t>
             </w:r>
           </w:p>
         </w:tc>
@@ -511,7 +498,7 @@
                 <w:b w:val="0"/>
                 <w:sz w:val="20"/>
               </w:rPr>
-              <w:t>· 수어 의도 판정 100%(27/27, 오검출 0) · 재난문자 정상 출력률 98% · 학습 모델 BLEU 사전 대비 +45%</w:t>
+              <w:t>· 수어 의도 판정 100%(27/27, 오검출 0) · 문장 번역 144ms · 수어 인식 18ms · 학습 모델 BLEU 사전 대비 +45%</w:t>
             </w:r>
           </w:p>
           <w:p>
